--- a/docs/chapter03.docx
+++ b/docs/chapter03.docx
@@ -2,7 +2,7 @@
 <file path=word/document.xml><?xml version="1.0" encoding="utf-8"?>
 <w:document xmlns:w="http://schemas.openxmlformats.org/wordprocessingml/2006/main" xmlns:m="http://schemas.openxmlformats.org/officeDocument/2006/math" xmlns:r="http://schemas.openxmlformats.org/officeDocument/2006/relationships" xmlns:o="urn:schemas-microsoft-com:office:office" xmlns:v="urn:schemas-microsoft-com:vml" xmlns:w10="urn:schemas-microsoft-com:office:word" xmlns:a="http://schemas.openxmlformats.org/drawingml/2006/main" xmlns:pic="http://schemas.openxmlformats.org/drawingml/2006/picture" xmlns:wp="http://schemas.openxmlformats.org/drawingml/2006/wordprocessingDrawing">
   <w:body>
-    <w:bookmarkStart w:id="33" w:name="第三章-制药企业-sfe-辖区管理现状与痛点诊断"/>
+    <w:bookmarkStart w:id="39" w:name="第三章-制药企业-sfe-辖区管理现状与痛点诊断"/>
     <w:p>
       <w:pPr>
         <w:pStyle w:val="Heading1"/>
@@ -19,7 +19,7 @@
         <w:t xml:space="preserve">第一章和第二章分别从宏观背景与理论文献两个维度，论证了运筹优化算法在制药企业辖区分配中的研究价值与理论基础。本章将视角转向行业实践，以某跨国药企的真实业务场景为案例，系统诊断当前制药企业 SFE 辖区管理的现状与核心痛点，为第四章的模型构建提供问题导向的需求输入。</w:t>
       </w:r>
     </w:p>
-    <w:bookmarkStart w:id="23" w:name="医药行业宏观政策环境分析"/>
+    <w:bookmarkStart w:id="29" w:name="医药行业宏观政策环境分析"/>
     <w:p>
       <w:pPr>
         <w:pStyle w:val="Heading2"/>
@@ -36,7 +36,7 @@
         <w:t xml:space="preserve">制药企业的辖区管理并非孤立的内部运营问题，而是深嵌于行业宏观政策环境之中。近年来，三项重大政策变量——国家集采常态化、医保谈判机制化和医药反腐深水化——从不同维度重塑了制药企业的商业模式与组织架构，进而对辖区分配的频率、复杂度和精度要求产生了深远影响。</w:t>
       </w:r>
     </w:p>
-    <w:bookmarkStart w:id="20" w:name="国家集采vbp常态化的影响"/>
+    <w:bookmarkStart w:id="23" w:name="国家集采vbp常态化的影响"/>
     <w:p>
       <w:pPr>
         <w:pStyle w:val="Heading3"/>
@@ -50,20 +50,93 @@
         <w:pStyle w:val="FirstParagraph"/>
       </w:pPr>
       <w:r>
-        <w:t xml:space="preserve">国家组织药品集中带量采购（Volume-Based Procurement, VBP）自2018年”4+7”试点启动以来，已推进至第十批，累计覆盖品种超过400个，中标药品价格平均降幅超过50%，部分品种降幅超过90%</w:t>
+        <w:t xml:space="preserve">国家组织药品集中带量采购（Volume-Based Procurement, VBP）自2018年”4+7”试点启动以来，已推进至第十一轮。如图3-1所示，截至2025年第十轮国采实施，累计覆盖435个多源品种，第十一轮于2025年7月启动新增55个活性成分，政府目标在2025年底前将国家和省级集采合计覆盖品种数提升至600个</w:t>
       </w:r>
       <w:r>
         <w:rPr>
           <w:vertAlign w:val="superscript"/>
         </w:rPr>
+        <w:t xml:space="preserve">[12]</w:t>
+      </w:r>
+      <w:r>
+        <w:t xml:space="preserve">。中标药品价格平均降幅超过50%，部分品种降幅超过90%</w:t>
+      </w:r>
+      <w:r>
+        <w:rPr>
+          <w:vertAlign w:val="superscript"/>
+        </w:rPr>
         <w:t xml:space="preserve">[1]</w:t>
       </w:r>
       <w:r>
+        <w:t xml:space="preserve">。IQVIA数据显示，在量价结构上呈现显著的”剪刀差”——2024年药品销量增长10.0%，但单位均价下降7.1%，量升价跌的趋势预计将持续至2029年</w:t>
+      </w:r>
+      <w:r>
+        <w:rPr>
+          <w:vertAlign w:val="superscript"/>
+        </w:rPr>
+        <w:t xml:space="preserve">[12]</w:t>
+      </w:r>
+      <w:r>
         <w:t xml:space="preserve">。集采政策的常态化对制药企业的辖区管理产生了两个层面的直接冲击。</w:t>
       </w:r>
     </w:p>
     <w:p>
       <w:pPr>
+        <w:pStyle w:val="CaptionedFigure"/>
+      </w:pPr>
+      <w:r>
+        <w:drawing>
+          <wp:inline>
+            <wp:extent cx="5397584" cy="2827978"/>
+            <wp:effectExtent b="0" l="0" r="0" t="0"/>
+            <wp:docPr descr="图 3-1 国家集采轮次与累计覆盖品种数（2018-2025）" title="" id="21" name="Picture"/>
+            <a:graphic>
+              <a:graphicData uri="http://schemas.openxmlformats.org/drawingml/2006/picture">
+                <pic:pic>
+                  <pic:nvPicPr>
+                    <pic:cNvPr descr="figures/fig3-1.png" id="22" name="Picture"/>
+                    <pic:cNvPicPr>
+                      <a:picLocks noChangeArrowheads="1" noChangeAspect="1"/>
+                    </pic:cNvPicPr>
+                  </pic:nvPicPr>
+                  <pic:blipFill>
+                    <a:blip r:embed="rId20"/>
+                    <a:stretch>
+                      <a:fillRect/>
+                    </a:stretch>
+                  </pic:blipFill>
+                  <pic:spPr bwMode="auto">
+                    <a:xfrm>
+                      <a:off x="0" y="0"/>
+                      <a:ext cx="5397584" cy="2827978"/>
+                    </a:xfrm>
+                    <a:prstGeom prst="rect">
+                      <a:avLst/>
+                    </a:prstGeom>
+                    <a:noFill/>
+                    <a:ln w="9525">
+                      <a:noFill/>
+                      <a:headEnd/>
+                      <a:tailEnd/>
+                    </a:ln>
+                  </pic:spPr>
+                </pic:pic>
+              </a:graphicData>
+            </a:graphic>
+          </wp:inline>
+        </w:drawing>
+      </w:r>
+    </w:p>
+    <w:p>
+      <w:pPr>
+        <w:pStyle w:val="ImageCaption"/>
+      </w:pPr>
+      <w:r>
+        <w:t xml:space="preserve">图 3-1 国家集采轮次与累计覆盖品种数（2018-2025）</w:t>
+      </w:r>
+    </w:p>
+    <w:p>
+      <w:pPr>
         <w:pStyle w:val="BodyText"/>
       </w:pPr>
       <w:r>
@@ -112,11 +185,20 @@
         <w:t xml:space="preserve">[2]</w:t>
       </w:r>
       <w:r>
+        <w:t xml:space="preserve">。陈兆兆（2025）进一步分析了集采趋势下药企的成本控制策略，指出集采中标价格的持续走低迫使企业在销售费用、管理费用等各环节寻求压缩空间，传统的”人海战术”式销售模式已不可持续，企业必须通过精细化的资源配置来实现”以效率换利润”</w:t>
+      </w:r>
+      <w:r>
+        <w:rPr>
+          <w:vertAlign w:val="superscript"/>
+        </w:rPr>
+        <w:t xml:space="preserve">[6]</w:t>
+      </w:r>
+      <w:r>
         <w:t xml:space="preserve">。在这一背景下，辖区分配不再是一项可以”差不多就行”的行政事务，而是直接关系到企业资源配置效率和市场竞争力的战略性决策。</w:t>
       </w:r>
     </w:p>
-    <w:bookmarkEnd w:id="20"/>
-    <w:bookmarkStart w:id="21" w:name="医保谈判对企业利润空间的挤压"/>
+    <w:bookmarkEnd w:id="23"/>
+    <w:bookmarkStart w:id="24" w:name="医保谈判对企业利润空间的挤压"/>
     <w:p>
       <w:pPr>
         <w:pStyle w:val="Heading3"/>
@@ -130,14 +212,916 @@
         <w:pStyle w:val="FirstParagraph"/>
       </w:pPr>
       <w:r>
-        <w:t xml:space="preserve">与集采主要影响成熟仿制药不同，国家医保谈判机制的建立对创新药企业的辖区管理产生了独特的影响。医保目录动态调整机制使得创新药从获批上市到纳入医保的周期大幅缩短至约一年，但谈判降价幅度同样显著，平均降幅约为60%</w:t>
+        <w:t xml:space="preserve">与集采主要影响成熟仿制药不同，国家医保谈判机制的建立对创新药企业的辖区管理产生了独特的影响。医保目录动态调整机制使得创新药从获批上市到纳入医保的周期大幅缩短——据麦肯锡统计，西药从获批到进入医保目录的平均时间已从2018年的4.5年缩短至2023年的约1年</w:t>
       </w:r>
       <w:r>
         <w:rPr>
           <w:vertAlign w:val="superscript"/>
         </w:rPr>
+        <w:t xml:space="preserve">[13]</w:t>
+      </w:r>
+      <w:r>
+        <w:t xml:space="preserve">。然而，谈判降价幅度同样显著：2024年NRDL更新新增91个药品（其中89个经过价格谈判或竞价），平均降幅达63%，为2017年启动年度更新以来的最大降幅</w:t>
+      </w:r>
+      <w:r>
+        <w:rPr>
+          <w:vertAlign w:val="superscript"/>
+        </w:rPr>
+        <w:t xml:space="preserve">[12]</w:t>
+      </w:r>
+      <w:r>
+        <w:t xml:space="preserve">。表3-1列示了近年来NRDL谈判的关键指标变化。</w:t>
+      </w:r>
+    </w:p>
+    <w:p>
+      <w:pPr>
+        <w:pStyle w:val="BodyText"/>
+      </w:pPr>
+      <w:r>
+        <w:rPr>
+          <w:bCs/>
+          <w:b/>
+        </w:rPr>
+        <w:t xml:space="preserve">表 3-1 国家医保目录谈判关键指标（2021-2024）</w:t>
+      </w:r>
+    </w:p>
+    <w:tbl>
+      <w:tblPr>
+        <w:tblStyle w:val="Table"/>
+        <w:tblW w:type="auto" w:w="0"/>
+        <w:tblLook w:firstRow="1" w:lastRow="0" w:firstColumn="0" w:lastColumn="0" w:noHBand="0" w:noVBand="0" w:val="0020"/>
+        <w:jc w:val="start"/>
+      </w:tblPr>
+      <w:tblGrid>
+        <w:gridCol w:w="1584"/>
+        <w:gridCol w:w="1584"/>
+        <w:gridCol w:w="1584"/>
+        <w:gridCol w:w="1584"/>
+        <w:gridCol w:w="1584"/>
+      </w:tblGrid>
+      <w:tr>
+        <w:trPr>
+          <w:tblHeader w:val="true"/>
+        </w:trPr>
+        <w:tc>
+          <w:tcPr/>
+          <w:p>
+            <w:pPr>
+              <w:pStyle w:val="Compact"/>
+              <w:jc w:val="left"/>
+            </w:pPr>
+            <w:r>
+              <w:t xml:space="preserve">年份</w:t>
+            </w:r>
+          </w:p>
+        </w:tc>
+        <w:tc>
+          <w:tcPr/>
+          <w:p>
+            <w:pPr>
+              <w:pStyle w:val="Compact"/>
+              <w:jc w:val="left"/>
+            </w:pPr>
+            <w:r>
+              <w:t xml:space="preserve">新增药品数</w:t>
+            </w:r>
+          </w:p>
+        </w:tc>
+        <w:tc>
+          <w:tcPr/>
+          <w:p>
+            <w:pPr>
+              <w:pStyle w:val="Compact"/>
+              <w:jc w:val="left"/>
+            </w:pPr>
+            <w:r>
+              <w:t xml:space="preserve">平均降幅</w:t>
+            </w:r>
+          </w:p>
+        </w:tc>
+        <w:tc>
+          <w:tcPr/>
+          <w:p>
+            <w:pPr>
+              <w:pStyle w:val="Compact"/>
+              <w:jc w:val="left"/>
+            </w:pPr>
+            <w:r>
+              <w:t xml:space="preserve">创新药占比</w:t>
+            </w:r>
+          </w:p>
+        </w:tc>
+        <w:tc>
+          <w:tcPr/>
+          <w:p>
+            <w:pPr>
+              <w:pStyle w:val="Compact"/>
+              <w:jc w:val="left"/>
+            </w:pPr>
+            <w:r>
+              <w:t xml:space="preserve">本土企业新增数</w:t>
+            </w:r>
+          </w:p>
+        </w:tc>
+      </w:tr>
+      <w:tr>
+        <w:tc>
+          <w:tcPr/>
+          <w:p>
+            <w:pPr>
+              <w:pStyle w:val="Compact"/>
+              <w:jc w:val="left"/>
+            </w:pPr>
+            <w:r>
+              <w:t xml:space="preserve">2021</w:t>
+            </w:r>
+          </w:p>
+        </w:tc>
+        <w:tc>
+          <w:tcPr/>
+          <w:p>
+            <w:pPr>
+              <w:pStyle w:val="Compact"/>
+              <w:jc w:val="left"/>
+            </w:pPr>
+            <w:r>
+              <w:t xml:space="preserve">67</w:t>
+            </w:r>
+          </w:p>
+        </w:tc>
+        <w:tc>
+          <w:tcPr/>
+          <w:p>
+            <w:pPr>
+              <w:pStyle w:val="Compact"/>
+              <w:jc w:val="left"/>
+            </w:pPr>
+            <w:r>
+              <w:t xml:space="preserve">61.7%</w:t>
+            </w:r>
+          </w:p>
+        </w:tc>
+        <w:tc>
+          <w:tcPr/>
+          <w:p>
+            <w:pPr>
+              <w:pStyle w:val="Compact"/>
+              <w:jc w:val="left"/>
+            </w:pPr>
+            <w:r>
+              <w:t xml:space="preserve">较高</w:t>
+            </w:r>
+          </w:p>
+        </w:tc>
+        <w:tc>
+          <w:tcPr/>
+          <w:p>
+            <w:pPr>
+              <w:pStyle w:val="Compact"/>
+              <w:jc w:val="left"/>
+            </w:pPr>
+            <w:r>
+              <w:t xml:space="preserve">—</w:t>
+            </w:r>
+          </w:p>
+        </w:tc>
+      </w:tr>
+      <w:tr>
+        <w:tc>
+          <w:tcPr/>
+          <w:p>
+            <w:pPr>
+              <w:pStyle w:val="Compact"/>
+              <w:jc w:val="left"/>
+            </w:pPr>
+            <w:r>
+              <w:t xml:space="preserve">2022</w:t>
+            </w:r>
+          </w:p>
+        </w:tc>
+        <w:tc>
+          <w:tcPr/>
+          <w:p>
+            <w:pPr>
+              <w:pStyle w:val="Compact"/>
+              <w:jc w:val="left"/>
+            </w:pPr>
+            <w:r>
+              <w:t xml:space="preserve">111</w:t>
+            </w:r>
+          </w:p>
+        </w:tc>
+        <w:tc>
+          <w:tcPr/>
+          <w:p>
+            <w:pPr>
+              <w:pStyle w:val="Compact"/>
+              <w:jc w:val="left"/>
+            </w:pPr>
+            <w:r>
+              <w:t xml:space="preserve">60.1%</w:t>
+            </w:r>
+          </w:p>
+        </w:tc>
+        <w:tc>
+          <w:tcPr/>
+          <w:p>
+            <w:pPr>
+              <w:pStyle w:val="Compact"/>
+              <w:jc w:val="left"/>
+            </w:pPr>
+            <w:r>
+              <w:t xml:space="preserve">较高</w:t>
+            </w:r>
+          </w:p>
+        </w:tc>
+        <w:tc>
+          <w:tcPr/>
+          <w:p>
+            <w:pPr>
+              <w:pStyle w:val="Compact"/>
+              <w:jc w:val="left"/>
+            </w:pPr>
+            <w:r>
+              <w:t xml:space="preserve">—</w:t>
+            </w:r>
+          </w:p>
+        </w:tc>
+      </w:tr>
+      <w:tr>
+        <w:tc>
+          <w:tcPr/>
+          <w:p>
+            <w:pPr>
+              <w:pStyle w:val="Compact"/>
+              <w:jc w:val="left"/>
+            </w:pPr>
+            <w:r>
+              <w:t xml:space="preserve">2024</w:t>
+            </w:r>
+          </w:p>
+        </w:tc>
+        <w:tc>
+          <w:tcPr/>
+          <w:p>
+            <w:pPr>
+              <w:pStyle w:val="Compact"/>
+              <w:jc w:val="left"/>
+            </w:pPr>
+            <w:r>
+              <w:t xml:space="preserve">91</w:t>
+            </w:r>
+          </w:p>
+        </w:tc>
+        <w:tc>
+          <w:tcPr/>
+          <w:p>
+            <w:pPr>
+              <w:pStyle w:val="Compact"/>
+              <w:jc w:val="left"/>
+            </w:pPr>
+            <w:r>
+              <w:t xml:space="preserve">63.0%</w:t>
+            </w:r>
+          </w:p>
+        </w:tc>
+        <w:tc>
+          <w:tcPr/>
+          <w:p>
+            <w:pPr>
+              <w:pStyle w:val="Compact"/>
+              <w:jc w:val="left"/>
+            </w:pPr>
+            <w:r>
+              <w:t xml:space="preserve">创纪录</w:t>
+            </w:r>
+          </w:p>
+        </w:tc>
+        <w:tc>
+          <w:tcPr/>
+          <w:p>
+            <w:pPr>
+              <w:pStyle w:val="Compact"/>
+              <w:jc w:val="left"/>
+            </w:pPr>
+            <w:r>
+              <w:t xml:space="preserve">65</w:t>
+            </w:r>
+          </w:p>
+        </w:tc>
+      </w:tr>
+    </w:tbl>
+    <w:p>
+      <w:pPr>
+        <w:pStyle w:val="BodyText"/>
+      </w:pPr>
+      <w:r>
+        <w:t xml:space="preserve">数据来源：IQVIA Market Prognosis 2025-2029</w:t>
+      </w:r>
+      <w:r>
+        <w:rPr>
+          <w:vertAlign w:val="superscript"/>
+        </w:rPr>
+        <w:t xml:space="preserve">[12]</w:t>
+      </w:r>
+      <w:r>
+        <w:t xml:space="preserve">、国家医保局公开数据</w:t>
+      </w:r>
+      <w:r>
+        <w:rPr>
+          <w:vertAlign w:val="superscript"/>
+        </w:rPr>
         <w:t xml:space="preserve">[3]</w:t>
       </w:r>
+    </w:p>
+    <w:p>
+      <w:pPr>
+        <w:pStyle w:val="BodyText"/>
+      </w:pPr>
+      <w:r>
+        <w:t xml:space="preserve">这一政策环境对辖区管理的影响体现在”时间窗口压缩”效应上。马晓玲（2025）在对全球主要国家生物医药创新系统的比较研究中指出，中国生物医药产业正处于从仿制向创新转型的关键阶段，创新药的商业化效率已成为决定企业竞争力的核心变量</w:t>
+      </w:r>
+      <w:r>
+        <w:rPr>
+          <w:vertAlign w:val="superscript"/>
+        </w:rPr>
+        <w:t xml:space="preserve">[7]</w:t>
+      </w:r>
+      <w:r>
+        <w:t xml:space="preserve">。在国内医保谈判机制下，创新药的商业化窗口期被大幅缩短——企业必须在产品纳入医保后的极短时间内完成全国范围的销售团队部署和辖区划分，以抢占市场先机。这种”新产品上市扩张”场景要求辖区分配系统具备快速响应能力：在新增数十名甚至上百名销售代表的情况下，迅速生成覆盖全国的辖区方案，同时确保新辖区与现有辖区的衔接不产生冲突。</w:t>
+      </w:r>
+    </w:p>
+    <w:p>
+      <w:pPr>
+        <w:pStyle w:val="BodyText"/>
+      </w:pPr>
+      <w:r>
+        <w:t xml:space="preserve">此外，医保谈判的降价压力进一步压缩了企业的利润空间，使得企业对辖区分配的”公平性”要求更加敏感。当每位销售代表的绩效直接与其辖区内的销售潜力挂钩时，辖区之间的潜力差异将直接转化为收入差异。如果辖区分配不够均衡，不仅会引发销售团队的不满和人才流失，还会导致高潜力区域的资源浪费和低潜力区域的过度投入。因此，医保谈判的降价效应间接提升了企业对辖区分配均衡性的精度要求。</w:t>
+      </w:r>
+    </w:p>
+    <w:bookmarkEnd w:id="24"/>
+    <w:bookmarkStart w:id="28" w:name="反腐深化对商业模式的冲击"/>
+    <w:p>
+      <w:pPr>
+        <w:pStyle w:val="Heading3"/>
+      </w:pPr>
+      <w:r>
+        <w:t xml:space="preserve">3.1.3 反腐深化对商业模式的冲击</w:t>
+      </w:r>
+    </w:p>
+    <w:p>
+      <w:pPr>
+        <w:pStyle w:val="FirstParagraph"/>
+      </w:pPr>
+      <w:r>
+        <w:t xml:space="preserve">2023年以来，医药领域反腐进入”深水区”，对制药企业的商业模式和销售管理产生了深远影响。章梦晗（2025）的调查报道显示，A股471家医药概念企业2024年上半年销售费用总额同比下降5.84%，其中276家企业的销售费用率同比下降</w:t>
+      </w:r>
+      <w:r>
+        <w:rPr>
+          <w:vertAlign w:val="superscript"/>
+        </w:rPr>
+        <w:t xml:space="preserve">[4]</w:t>
+      </w:r>
+      <w:r>
+        <w:t xml:space="preserve">。反腐高压从三个维度影响了辖区管理的实践。</w:t>
+      </w:r>
+    </w:p>
+    <w:p>
+      <w:pPr>
+        <w:pStyle w:val="BodyText"/>
+      </w:pPr>
+      <w:r>
+        <w:rPr>
+          <w:bCs/>
+          <w:b/>
+        </w:rPr>
+        <w:t xml:space="preserve">第一，销售模式的根本转型。</w:t>
+      </w:r>
+      <w:r>
+        <w:t xml:space="preserve"> </w:t>
+      </w:r>
+      <w:r>
+        <w:t xml:space="preserve">传统的”带金销售”模式加速退出历史舞台，企业被迫转向以学术推广为核心的合规化运营。多位医药从业者在接受采访时表示，</w:t>
+      </w:r>
+      <w:r>
+        <w:t xml:space="preserve">“</w:t>
+      </w:r>
+      <w:r>
+        <w:t xml:space="preserve">以前销售代表靠关系就能影响处方，现在必须走正规学术路线</w:t>
+      </w:r>
+      <w:r>
+        <w:t xml:space="preserve">”</w:t>
+      </w:r>
+      <w:r>
+        <w:rPr>
+          <w:vertAlign w:val="superscript"/>
+        </w:rPr>
+        <w:t xml:space="preserve">[4]</w:t>
+      </w:r>
+      <w:r>
+        <w:t xml:space="preserve">。这一转型意味着销售代表的工作内容从”客情维护”转向”学术推广”，其覆盖能力和工作效率发生了质的变化。辖区分配需要重新评估每位代表的合理工作负荷，传统的以”客户数量”为核心的分配逻辑需要向”学术覆盖质量”转变。</w:t>
+      </w:r>
+    </w:p>
+    <w:p>
+      <w:pPr>
+        <w:pStyle w:val="BodyText"/>
+      </w:pPr>
+      <w:r>
+        <w:rPr>
+          <w:bCs/>
+          <w:b/>
+        </w:rPr>
+        <w:t xml:space="preserve">第二，医院准入门槛的提高与HCP互动量的持续下降。</w:t>
+      </w:r>
+      <w:r>
+        <w:t xml:space="preserve"> </w:t>
+      </w:r>
+      <w:r>
+        <w:t xml:space="preserve">反腐后，医院对药企的学术活动和人员来访建立了更严格的报备制度。医生对参加学术会议变得更加谨慎，</w:t>
+      </w:r>
+      <w:r>
+        <w:t xml:space="preserve">“</w:t>
+      </w:r>
+      <w:r>
+        <w:t xml:space="preserve">通过权威医学会下发红头文件的会议邀请，医生们才愿意参加</w:t>
+      </w:r>
+      <w:r>
+        <w:t xml:space="preserve">”</w:t>
+      </w:r>
+      <w:r>
+        <w:rPr>
+          <w:vertAlign w:val="superscript"/>
+        </w:rPr>
+        <w:t xml:space="preserve">[4]</w:t>
+      </w:r>
+      <w:r>
+        <w:t xml:space="preserve">。IQVIA的数据量化了这一冲击的程度：如图3-2所示，2024年制药企业与医疗卫生专业人员（HCP）的互动总量较2019年（疫情前基准）下降了26%，面对面拜访占比从2019年的91%降至2024年的60%</w:t>
+      </w:r>
+      <w:r>
+        <w:rPr>
+          <w:vertAlign w:val="superscript"/>
+        </w:rPr>
+        <w:t xml:space="preserve">[12]</w:t>
+      </w:r>
+      <w:r>
+        <w:t xml:space="preserve">。某跨国药企高管在接受IQVIA访谈时坦言：</w:t>
+      </w:r>
+      <w:r>
+        <w:t xml:space="preserve">“</w:t>
+      </w:r>
+      <w:r>
+        <w:t xml:space="preserve">我们没有裁减销售团队规模，但基本冻结了所有招聘。除了新产品上市，我们不会再招新人。</w:t>
+      </w:r>
+      <w:r>
+        <w:t xml:space="preserve">”</w:t>
+      </w:r>
+      <w:r>
+        <w:rPr>
+          <w:vertAlign w:val="superscript"/>
+        </w:rPr>
+        <w:t xml:space="preserve">[12]</w:t>
+      </w:r>
+      <w:r>
+        <w:t xml:space="preserve">另一位高管则表示：</w:t>
+      </w:r>
+      <w:r>
+        <w:t xml:space="preserve">“</w:t>
+      </w:r>
+      <w:r>
+        <w:t xml:space="preserve">从2025年起，我只在17到20个省份部署销售团队，而过去我们需要覆盖30个省。</w:t>
+      </w:r>
+      <w:r>
+        <w:t xml:space="preserve">”</w:t>
+      </w:r>
+      <w:r>
+        <w:rPr>
+          <w:vertAlign w:val="superscript"/>
+        </w:rPr>
+        <w:t xml:space="preserve">[12]</w:t>
+      </w:r>
+      <w:r>
+        <w:t xml:space="preserve">这种变化使得销售代表与医生的沟通效率显著降低，单位时间内的有效拜访次数减少。辖区分配需要考虑这一新的现实约束，适当降低每位代表的医院覆盖数量，以保证学术推广的质量和深度。</w:t>
+      </w:r>
+    </w:p>
+    <w:p>
+      <w:pPr>
+        <w:pStyle w:val="CaptionedFigure"/>
+      </w:pPr>
+      <w:r>
+        <w:drawing>
+          <wp:inline>
+            <wp:extent cx="5399314" cy="3406019"/>
+            <wp:effectExtent b="0" l="0" r="0" t="0"/>
+            <wp:docPr descr="图 3-2 制药企业与HCP互动量变化（2019-2024）" title="" id="26" name="Picture"/>
+            <a:graphic>
+              <a:graphicData uri="http://schemas.openxmlformats.org/drawingml/2006/picture">
+                <pic:pic>
+                  <pic:nvPicPr>
+                    <pic:cNvPr descr="figures/fig3-2.png" id="27" name="Picture"/>
+                    <pic:cNvPicPr>
+                      <a:picLocks noChangeArrowheads="1" noChangeAspect="1"/>
+                    </pic:cNvPicPr>
+                  </pic:nvPicPr>
+                  <pic:blipFill>
+                    <a:blip r:embed="rId25"/>
+                    <a:stretch>
+                      <a:fillRect/>
+                    </a:stretch>
+                  </pic:blipFill>
+                  <pic:spPr bwMode="auto">
+                    <a:xfrm>
+                      <a:off x="0" y="0"/>
+                      <a:ext cx="5399314" cy="3406019"/>
+                    </a:xfrm>
+                    <a:prstGeom prst="rect">
+                      <a:avLst/>
+                    </a:prstGeom>
+                    <a:noFill/>
+                    <a:ln w="9525">
+                      <a:noFill/>
+                      <a:headEnd/>
+                      <a:tailEnd/>
+                    </a:ln>
+                  </pic:spPr>
+                </pic:pic>
+              </a:graphicData>
+            </a:graphic>
+          </wp:inline>
+        </w:drawing>
+      </w:r>
+    </w:p>
+    <w:p>
+      <w:pPr>
+        <w:pStyle w:val="ImageCaption"/>
+      </w:pPr>
+      <w:r>
+        <w:t xml:space="preserve">图 3-2 制药企业与HCP互动量变化（2019-2024）</w:t>
+      </w:r>
+    </w:p>
+    <w:p>
+      <w:pPr>
+        <w:pStyle w:val="BodyText"/>
+      </w:pPr>
+      <w:r>
+        <w:rPr>
+          <w:bCs/>
+          <w:b/>
+        </w:rPr>
+        <w:t xml:space="preserve">表 3-2 反腐前后制药企业销售推广模式变化</w:t>
+      </w:r>
+    </w:p>
+    <w:tbl>
+      <w:tblPr>
+        <w:tblStyle w:val="Table"/>
+        <w:tblW w:type="auto" w:w="0"/>
+        <w:tblLook w:firstRow="1" w:lastRow="0" w:firstColumn="0" w:lastColumn="0" w:noHBand="0" w:noVBand="0" w:val="0020"/>
+        <w:jc w:val="start"/>
+      </w:tblPr>
+      <w:tblGrid>
+        <w:gridCol w:w="1980"/>
+        <w:gridCol w:w="1980"/>
+        <w:gridCol w:w="1980"/>
+        <w:gridCol w:w="1980"/>
+      </w:tblGrid>
+      <w:tr>
+        <w:trPr>
+          <w:tblHeader w:val="true"/>
+        </w:trPr>
+        <w:tc>
+          <w:tcPr/>
+          <w:p>
+            <w:pPr>
+              <w:pStyle w:val="Compact"/>
+              <w:jc w:val="left"/>
+            </w:pPr>
+            <w:r>
+              <w:t xml:space="preserve">维度</w:t>
+            </w:r>
+          </w:p>
+        </w:tc>
+        <w:tc>
+          <w:tcPr/>
+          <w:p>
+            <w:pPr>
+              <w:pStyle w:val="Compact"/>
+              <w:jc w:val="left"/>
+            </w:pPr>
+            <w:r>
+              <w:t xml:space="preserve">2019年（反腐前）</w:t>
+            </w:r>
+          </w:p>
+        </w:tc>
+        <w:tc>
+          <w:tcPr/>
+          <w:p>
+            <w:pPr>
+              <w:pStyle w:val="Compact"/>
+              <w:jc w:val="left"/>
+            </w:pPr>
+            <w:r>
+              <w:t xml:space="preserve">2024年</w:t>
+            </w:r>
+          </w:p>
+        </w:tc>
+        <w:tc>
+          <w:tcPr/>
+          <w:p>
+            <w:pPr>
+              <w:pStyle w:val="Compact"/>
+              <w:jc w:val="left"/>
+            </w:pPr>
+            <w:r>
+              <w:t xml:space="preserve">变化幅度</w:t>
+            </w:r>
+          </w:p>
+        </w:tc>
+      </w:tr>
+      <w:tr>
+        <w:tc>
+          <w:tcPr/>
+          <w:p>
+            <w:pPr>
+              <w:pStyle w:val="Compact"/>
+              <w:jc w:val="left"/>
+            </w:pPr>
+            <w:r>
+              <w:t xml:space="preserve">HCP互动总量</w:t>
+            </w:r>
+          </w:p>
+        </w:tc>
+        <w:tc>
+          <w:tcPr/>
+          <w:p>
+            <w:pPr>
+              <w:pStyle w:val="Compact"/>
+              <w:jc w:val="left"/>
+            </w:pPr>
+            <w:r>
+              <w:t xml:space="preserve">100（基准）</w:t>
+            </w:r>
+          </w:p>
+        </w:tc>
+        <w:tc>
+          <w:tcPr/>
+          <w:p>
+            <w:pPr>
+              <w:pStyle w:val="Compact"/>
+              <w:jc w:val="left"/>
+            </w:pPr>
+            <w:r>
+              <w:t xml:space="preserve">74</w:t>
+            </w:r>
+          </w:p>
+        </w:tc>
+        <w:tc>
+          <w:tcPr/>
+          <w:p>
+            <w:pPr>
+              <w:pStyle w:val="Compact"/>
+              <w:jc w:val="left"/>
+            </w:pPr>
+            <w:r>
+              <w:t xml:space="preserve">-26%</w:t>
+            </w:r>
+          </w:p>
+        </w:tc>
+      </w:tr>
+      <w:tr>
+        <w:tc>
+          <w:tcPr/>
+          <w:p>
+            <w:pPr>
+              <w:pStyle w:val="Compact"/>
+              <w:jc w:val="left"/>
+            </w:pPr>
+            <w:r>
+              <w:t xml:space="preserve">面对面拜访占比</w:t>
+            </w:r>
+          </w:p>
+        </w:tc>
+        <w:tc>
+          <w:tcPr/>
+          <w:p>
+            <w:pPr>
+              <w:pStyle w:val="Compact"/>
+              <w:jc w:val="left"/>
+            </w:pPr>
+            <w:r>
+              <w:t xml:space="preserve">91%</w:t>
+            </w:r>
+          </w:p>
+        </w:tc>
+        <w:tc>
+          <w:tcPr/>
+          <w:p>
+            <w:pPr>
+              <w:pStyle w:val="Compact"/>
+              <w:jc w:val="left"/>
+            </w:pPr>
+            <w:r>
+              <w:t xml:space="preserve">60%</w:t>
+            </w:r>
+          </w:p>
+        </w:tc>
+        <w:tc>
+          <w:tcPr/>
+          <w:p>
+            <w:pPr>
+              <w:pStyle w:val="Compact"/>
+              <w:jc w:val="left"/>
+            </w:pPr>
+            <w:r>
+              <w:t xml:space="preserve">-31个百分点</w:t>
+            </w:r>
+          </w:p>
+        </w:tc>
+      </w:tr>
+      <w:tr>
+        <w:tc>
+          <w:tcPr/>
+          <w:p>
+            <w:pPr>
+              <w:pStyle w:val="Compact"/>
+              <w:jc w:val="left"/>
+            </w:pPr>
+            <w:r>
+              <w:t xml:space="preserve">远程互动占比</w:t>
+            </w:r>
+          </w:p>
+        </w:tc>
+        <w:tc>
+          <w:tcPr/>
+          <w:p>
+            <w:pPr>
+              <w:pStyle w:val="Compact"/>
+              <w:jc w:val="left"/>
+            </w:pPr>
+            <w:r>
+              <w:t xml:space="preserve">9%</w:t>
+            </w:r>
+          </w:p>
+        </w:tc>
+        <w:tc>
+          <w:tcPr/>
+          <w:p>
+            <w:pPr>
+              <w:pStyle w:val="Compact"/>
+              <w:jc w:val="left"/>
+            </w:pPr>
+            <w:r>
+              <w:t xml:space="preserve">40%</w:t>
+            </w:r>
+          </w:p>
+        </w:tc>
+        <w:tc>
+          <w:tcPr/>
+          <w:p>
+            <w:pPr>
+              <w:pStyle w:val="Compact"/>
+              <w:jc w:val="left"/>
+            </w:pPr>
+            <w:r>
+              <w:t xml:space="preserve">+31个百分点</w:t>
+            </w:r>
+          </w:p>
+        </w:tc>
+      </w:tr>
+      <w:tr>
+        <w:tc>
+          <w:tcPr/>
+          <w:p>
+            <w:pPr>
+              <w:pStyle w:val="Compact"/>
+              <w:jc w:val="left"/>
+            </w:pPr>
+            <w:r>
+              <w:t xml:space="preserve">省份覆盖策略</w:t>
+            </w:r>
+          </w:p>
+        </w:tc>
+        <w:tc>
+          <w:tcPr/>
+          <w:p>
+            <w:pPr>
+              <w:pStyle w:val="Compact"/>
+              <w:jc w:val="left"/>
+            </w:pPr>
+            <w:r>
+              <w:t xml:space="preserve">全国30省</w:t>
+            </w:r>
+          </w:p>
+        </w:tc>
+        <w:tc>
+          <w:tcPr/>
+          <w:p>
+            <w:pPr>
+              <w:pStyle w:val="Compact"/>
+              <w:jc w:val="left"/>
+            </w:pPr>
+            <w:r>
+              <w:t xml:space="preserve">精选17-20省</w:t>
+            </w:r>
+          </w:p>
+        </w:tc>
+        <w:tc>
+          <w:tcPr/>
+          <w:p>
+            <w:pPr>
+              <w:pStyle w:val="Compact"/>
+              <w:jc w:val="left"/>
+            </w:pPr>
+            <w:r>
+              <w:t xml:space="preserve">收缩33%-43%</w:t>
+            </w:r>
+          </w:p>
+        </w:tc>
+      </w:tr>
+    </w:tbl>
+    <w:p>
+      <w:pPr>
+        <w:pStyle w:val="BodyText"/>
+      </w:pPr>
+      <w:r>
+        <w:t xml:space="preserve">数据来源：IQVIA Market Prognosis 2025-2029, Sales and Promotion章节</w:t>
+      </w:r>
+      <w:r>
+        <w:rPr>
+          <w:vertAlign w:val="superscript"/>
+        </w:rPr>
+        <w:t xml:space="preserve">[12]</w:t>
+      </w:r>
+    </w:p>
+    <w:p>
+      <w:pPr>
+        <w:pStyle w:val="BodyText"/>
+      </w:pPr>
+      <w:r>
+        <w:rPr>
+          <w:bCs/>
+          <w:b/>
+        </w:rPr>
+        <w:t xml:space="preserve">第三，组织架构的被动调整。</w:t>
+      </w:r>
+      <w:r>
+        <w:t xml:space="preserve"> </w:t>
+      </w:r>
+      <w:r>
+        <w:t xml:space="preserve">反腐导致部分企业的医药代表数量锐减，尤其是以仿制药为主的企业。这种非计划性的人员变动进一步加剧了辖区分配的频率和复杂度。企业需要在人员流失后快速重新分配辖区，同时尽量保持客户关系的连续性，避免因代表更换导致的业务中断。</w:t>
+      </w:r>
+    </w:p>
+    <w:p>
+      <w:pPr>
+        <w:pStyle w:val="BodyText"/>
+      </w:pPr>
+      <w:r>
+        <w:rPr>
+          <w:bCs/>
+          <w:b/>
+        </w:rPr>
+        <w:t xml:space="preserve">第四，法规体系的全面收紧与合规刚需的形成。</w:t>
+      </w:r>
+      <w:r>
+        <w:t xml:space="preserve"> </w:t>
+      </w:r>
+      <w:r>
+        <w:t xml:space="preserve">2026年的政策密度进一步加大。4月，两高联合发布《关于办理贪污贿赂刑事案件适用法律若干问题的解释（二）》（法释〔2026〕6号），明确将”食品药品”和”医疗”领域列为行贿罪从重处罚的适用领域，单位行贿20万元以上即构成”情节严重”，并细化了预期收益型受贿、股权贿赂等新型隐性腐败的认定规则</w:t>
+      </w:r>
+      <w:r>
+        <w:rPr>
+          <w:vertAlign w:val="superscript"/>
+        </w:rPr>
+        <w:t xml:space="preserve">[10]</w:t>
+      </w:r>
+      <w:r>
+        <w:t xml:space="preserve">。5月，国家药监局联合公安部、国家卫健委等七部门发布《医药代表管理办法》（2026年第42号公告），以正式法规替代2020年的试行办法，自2026年8月1日起施行</w:t>
+      </w:r>
+      <w:r>
+        <w:rPr>
+          <w:vertAlign w:val="superscript"/>
+        </w:rPr>
+        <w:t xml:space="preserve">[11]</w:t>
+      </w:r>
+      <w:r>
+        <w:t xml:space="preserve">。该办法对辖区管理产生了直接而深远的影响：其一，第十五条第六款要求备案信息须包含”医药代表负责推广的区域（省份或者特定区域）</w:t>
+      </w:r>
+      <w:r>
+        <w:t xml:space="preserve">“</w:t>
+      </w:r>
+      <w:r>
+        <w:t xml:space="preserve">，这意味着每位代表的覆盖区域必须明确、可追溯、可审计，辖区分配从企业内部管理事项上升为法规合规要求；其二，第十一条第三款明确禁止持有人</w:t>
+      </w:r>
+      <w:r>
+        <w:t xml:space="preserve">”</w:t>
+      </w:r>
+      <w:r>
+        <w:t xml:space="preserve">向医药代表分配药品销售任务”，倒逼企业将辖区设计的核心指标从”销售额”转向”学术覆盖质量”；其三，第二十四条第四款禁止医药代表”参与统计或者委托医疗卫生机构工作人员等统计医生个人开具的药品处方数量”，使得传统SFE中以处方量为核心的绩效指标体系面临根本性调整。截至目前，全国已有超过2000家药品上市许可持有人在备案平台注册，备案医药代表约11.6万人</w:t>
+      </w:r>
+      <w:r>
+        <w:rPr>
+          <w:vertAlign w:val="superscript"/>
+        </w:rPr>
+        <w:t xml:space="preserve">[11]</w:t>
+      </w:r>
       <w:r>
         <w:t xml:space="preserve">。</w:t>
       </w:r>
@@ -147,25 +1131,35 @@
         <w:pStyle w:val="BodyText"/>
       </w:pPr>
       <w:r>
-        <w:t xml:space="preserve">这一政策环境对辖区管理的影响体现在”时间窗口压缩”效应上。创新药的商业化窗口期被大幅缩短——企业必须在产品纳入医保后的极短时间内完成全国范围的销售团队部署和辖区划分，以抢占市场先机。这种”新产品上市扩张”场景要求辖区分配系统具备快速响应能力：在新增数十名甚至上百名销售代表的情况下，迅速生成覆盖全国的辖区方案，同时确保新辖区与现有辖区的衔接不产生冲突。</w:t>
-      </w:r>
-    </w:p>
-    <w:p>
-      <w:pPr>
-        <w:pStyle w:val="BodyText"/>
-      </w:pPr>
-      <w:r>
-        <w:t xml:space="preserve">此外，医保谈判的降价压力进一步压缩了企业的利润空间，使得企业对辖区分配的”公平性”要求更加敏感。当每位销售代表的绩效直接与其辖区内的销售潜力挂钩时，辖区之间的潜力差异将直接转化为收入差异。如果辖区分配不够均衡，不仅会引发销售团队的不满和人才流失，还会导致高潜力区域的资源浪费和低潜力区域的过度投入。因此，医保谈判的降价效应间接提升了企业对辖区分配均衡性的精度要求。</w:t>
-      </w:r>
-    </w:p>
-    <w:bookmarkEnd w:id="21"/>
-    <w:bookmarkStart w:id="22" w:name="反腐深化对商业模式的冲击"/>
+        <w:t xml:space="preserve">综合来看，国家集采、医保谈判、医药反腐和法规体系收紧四重政策压力的叠加，使得制药企业的辖区管理面临前所未有的挑战：组织架构调整更加频繁（从年度调整变为季度甚至月度调整）、分配维度更加复杂（从单一销量指标变为多维综合价值指数）、精度要求更加严格（从”大致均衡”变为”精确均衡”）、合规要求更加刚性（辖区分配结果须满足备案制度的区域明确性要求）。这些变化从根本上超越了传统手工分配模式的能力边界，为智能算法的引入创造了迫切的需求。</w:t>
+      </w:r>
+    </w:p>
+    <w:bookmarkEnd w:id="28"/>
+    <w:bookmarkEnd w:id="29"/>
+    <w:bookmarkStart w:id="32" w:name="现行辖区管理模式分析以某跨国药企为例"/>
+    <w:p>
+      <w:pPr>
+        <w:pStyle w:val="Heading2"/>
+      </w:pPr>
+      <w:r>
+        <w:t xml:space="preserve">3.2 现行辖区管理模式分析——以某跨国药企为例</w:t>
+      </w:r>
+    </w:p>
+    <w:p>
+      <w:pPr>
+        <w:pStyle w:val="FirstParagraph"/>
+      </w:pPr>
+      <w:r>
+        <w:t xml:space="preserve">为深入理解制药企业辖区管理的实际运作方式及其局限性，本节以作者所服务的某跨国药企（以下简称”A公司”）为案例，剖析当前行业中最具代表性的两种辖区管理模式：传统手工划分模式和外部咨询/SaaS系统模式。</w:t>
+      </w:r>
+    </w:p>
+    <w:bookmarkStart w:id="30" w:name="传统手工划分与静态咨询模式的流程"/>
     <w:p>
       <w:pPr>
         <w:pStyle w:val="Heading3"/>
       </w:pPr>
       <w:r>
-        <w:t xml:space="preserve">3.1.3 反腐深化对商业模式的冲击</w:t>
+        <w:t xml:space="preserve">3.2.1 传统手工划分与静态咨询模式的流程</w:t>
       </w:r>
     </w:p>
     <w:p>
@@ -173,231 +1167,88 @@
         <w:pStyle w:val="FirstParagraph"/>
       </w:pPr>
       <w:r>
-        <w:t xml:space="preserve">2023年以来，医药领域反腐进入”深水区”，对制药企业的商业模式和销售管理产生了深远影响。章梦晗（2025）的调查报道显示，A股471家医药概念企业2024年上半年销售费用总额同比下降5.84%，其中276家企业的销售费用率同比下降</w:t>
-      </w:r>
-      <w:r>
-        <w:rPr>
-          <w:vertAlign w:val="superscript"/>
-        </w:rPr>
-        <w:t xml:space="preserve">[4]</w:t>
-      </w:r>
-      <w:r>
-        <w:t xml:space="preserve">。反腐高压从三个维度影响了辖区管理的实践。</w:t>
-      </w:r>
-    </w:p>
-    <w:p>
-      <w:pPr>
-        <w:pStyle w:val="BodyText"/>
-      </w:pPr>
-      <w:r>
-        <w:rPr>
-          <w:bCs/>
-          <w:b/>
-        </w:rPr>
-        <w:t xml:space="preserve">第一，销售模式的根本转型。</w:t>
+        <w:t xml:space="preserve">A公司是一家在华运营超过20年的跨国制药企业，拥有覆盖肿瘤、免疫、心血管等多个治疗领域的产品线，全国销售代表编制约1500人，覆盖目标医院终端超过8000家。其辖区管理的典型流程如下：</w:t>
+      </w:r>
+    </w:p>
+    <w:p>
+      <w:pPr>
+        <w:pStyle w:val="BodyText"/>
+      </w:pPr>
+      <w:r>
+        <w:rPr>
+          <w:bCs/>
+          <w:b/>
+        </w:rPr>
+        <w:t xml:space="preserve">（1）年度辖区规划阶段。</w:t>
       </w:r>
       <w:r>
         <w:t xml:space="preserve"> </w:t>
       </w:r>
       <w:r>
-        <w:t xml:space="preserve">传统的”带金销售”模式加速退出历史舞台，企业被迫转向以学术推广为核心的合规化运营。多位医药从业者在接受采访时表示，</w:t>
-      </w:r>
-      <w:r>
+        <w:t xml:space="preserve">每年第四季度，A公司的中央SFE团队启动下一年度的辖区规划。该团队通常由3-5名SFE分析师组成，负责收集和整合来自CRM系统的医院基础数据、流向数据、处方数据以及第三方市场潜力数据。数据整合完成后，SFE团队使用Excel构建辖区分配的基础框架，按照省份、城市、区县的行政层级逐级拆解。</w:t>
+      </w:r>
+    </w:p>
+    <w:p>
+      <w:pPr>
+        <w:pStyle w:val="BodyText"/>
+      </w:pPr>
+      <w:r>
+        <w:rPr>
+          <w:bCs/>
+          <w:b/>
+        </w:rPr>
+        <w:t xml:space="preserve">（2）</w:t>
+      </w:r>
+      <w:r>
+        <w:rPr>
+          <w:bCs/>
+          <w:b/>
+        </w:rPr>
         <w:t xml:space="preserve">“</w:t>
       </w:r>
       <w:r>
-        <w:t xml:space="preserve">以前销售代表靠关系就能影响处方，现在必须走正规学术路线</w:t>
-      </w:r>
-      <w:r>
+        <w:rPr>
+          <w:bCs/>
+          <w:b/>
+        </w:rPr>
+        <w:t xml:space="preserve">自下而上</w:t>
+      </w:r>
+      <w:r>
+        <w:rPr>
+          <w:bCs/>
+          <w:b/>
+        </w:rPr>
         <w:t xml:space="preserve">”</w:t>
       </w:r>
       <w:r>
         <w:rPr>
-          <w:vertAlign w:val="superscript"/>
-        </w:rPr>
-        <w:t xml:space="preserve">[4]</w:t>
-      </w:r>
-      <w:r>
-        <w:t xml:space="preserve">。这一转型意味着销售代表的工作内容从”客情维护”转向”学术推广”，其覆盖能力和工作效率发生了质的变化。辖区分配需要重新评估每位代表的合理工作负荷，传统的以”客户数量”为核心的分配逻辑需要向”学术覆盖质量”转变。</w:t>
-      </w:r>
-    </w:p>
-    <w:p>
-      <w:pPr>
-        <w:pStyle w:val="BodyText"/>
-      </w:pPr>
-      <w:r>
-        <w:rPr>
-          <w:bCs/>
-          <w:b/>
-        </w:rPr>
-        <w:t xml:space="preserve">第二，医院准入门槛的提高。</w:t>
+          <w:bCs/>
+          <w:b/>
+        </w:rPr>
+        <w:t xml:space="preserve">的博弈阶段。</w:t>
       </w:r>
       <w:r>
         <w:t xml:space="preserve"> </w:t>
       </w:r>
       <w:r>
-        <w:t xml:space="preserve">反腐后，医院对药企的学术活动和人员来访建立了更严格的报备制度。医生对参加学术会议变得更加谨慎，</w:t>
-      </w:r>
-      <w:r>
-        <w:t xml:space="preserve">“</w:t>
-      </w:r>
-      <w:r>
-        <w:t xml:space="preserve">通过权威医学会下发红头文件的会议邀请，医生们才愿意参加</w:t>
-      </w:r>
-      <w:r>
-        <w:t xml:space="preserve">”</w:t>
-      </w:r>
-      <w:r>
-        <w:rPr>
-          <w:vertAlign w:val="superscript"/>
-        </w:rPr>
-        <w:t xml:space="preserve">[4]</w:t>
-      </w:r>
-      <w:r>
-        <w:t xml:space="preserve">。这种变化使得销售代表与医生的沟通效率显著降低，单位时间内的有效拜访次数减少。辖区分配需要考虑这一新的现实约束，适当降低每位代表的医院覆盖数量，以保证学术推广的质量和深度。</w:t>
-      </w:r>
-    </w:p>
-    <w:p>
-      <w:pPr>
-        <w:pStyle w:val="BodyText"/>
-      </w:pPr>
-      <w:r>
-        <w:rPr>
-          <w:bCs/>
-          <w:b/>
-        </w:rPr>
-        <w:t xml:space="preserve">第三，组织架构的被动调整。</w:t>
+        <w:t xml:space="preserve">初始方案形成后，SFE团队将方案下发至各大区经理和地区经理进行审核。这一阶段是整个流程中最耗时的环节。一线销售经理基于自身的业务经验和利益考量，对辖区方案提出大量修改意见。常见的争议包括：某家高潜力医院应归属哪个辖区、某个区县是否应该拆分、某位代表的工作量是否过重或过轻等。SFE团队需要与数十位销售经理逐一沟通、反复协调，整个博弈过程通常持续4-6周。</w:t>
+      </w:r>
+    </w:p>
+    <w:p>
+      <w:pPr>
+        <w:pStyle w:val="BodyText"/>
+      </w:pPr>
+      <w:r>
+        <w:rPr>
+          <w:bCs/>
+          <w:b/>
+        </w:rPr>
+        <w:t xml:space="preserve">（3）方案定稿与执行阶段。</w:t>
       </w:r>
       <w:r>
         <w:t xml:space="preserve"> </w:t>
       </w:r>
       <w:r>
-        <w:t xml:space="preserve">反腐导致部分企业的医药代表数量锐减，尤其是以仿制药为主的企业。这种非计划性的人员变动进一步加剧了辖区分配的频率和复杂度。企业需要在人员流失后快速重新分配辖区，同时尽量保持客户关系的连续性，避免因代表更换导致的业务中断。</w:t>
-      </w:r>
-    </w:p>
-    <w:p>
-      <w:pPr>
-        <w:pStyle w:val="BodyText"/>
-      </w:pPr>
-      <w:r>
-        <w:t xml:space="preserve">综合来看，国家集采、医保谈判和医药反腐三重政策压力的叠加，使得制药企业的辖区管理面临前所未有的挑战：组织架构调整更加频繁（从年度调整变为季度甚至月度调整）、分配维度更加复杂（从单一销量指标变为多维综合价值指数）、精度要求更加严格（从”大致均衡”变为”精确均衡”）。这些变化从根本上超越了传统手工分配模式的能力边界，为智能算法的引入创造了迫切的需求。</w:t>
-      </w:r>
-    </w:p>
-    <w:bookmarkEnd w:id="22"/>
-    <w:bookmarkEnd w:id="23"/>
-    <w:bookmarkStart w:id="26" w:name="现行辖区管理模式分析以某跨国药企为例"/>
-    <w:p>
-      <w:pPr>
-        <w:pStyle w:val="Heading2"/>
-      </w:pPr>
-      <w:r>
-        <w:t xml:space="preserve">3.2 现行辖区管理模式分析——以某跨国药企为例</w:t>
-      </w:r>
-    </w:p>
-    <w:p>
-      <w:pPr>
-        <w:pStyle w:val="FirstParagraph"/>
-      </w:pPr>
-      <w:r>
-        <w:t xml:space="preserve">为深入理解制药企业辖区管理的实际运作方式及其局限性，本节以作者所服务的某跨国药企（以下简称”A公司”）为案例，剖析当前行业中最具代表性的两种辖区管理模式：传统手工划分模式和外部咨询/SaaS系统模式。</w:t>
-      </w:r>
-    </w:p>
-    <w:bookmarkStart w:id="24" w:name="传统手工划分与静态咨询模式的流程"/>
-    <w:p>
-      <w:pPr>
-        <w:pStyle w:val="Heading3"/>
-      </w:pPr>
-      <w:r>
-        <w:t xml:space="preserve">3.2.1 传统手工划分与静态咨询模式的流程</w:t>
-      </w:r>
-    </w:p>
-    <w:p>
-      <w:pPr>
-        <w:pStyle w:val="FirstParagraph"/>
-      </w:pPr>
-      <w:r>
-        <w:t xml:space="preserve">A公司是一家在华运营超过20年的跨国制药企业，拥有覆盖肿瘤、免疫、心血管等多个治疗领域的产品线，全国销售代表编制约1500人，覆盖目标医院终端超过8000家。其辖区管理的典型流程如下：</w:t>
-      </w:r>
-    </w:p>
-    <w:p>
-      <w:pPr>
-        <w:pStyle w:val="BodyText"/>
-      </w:pPr>
-      <w:r>
-        <w:rPr>
-          <w:bCs/>
-          <w:b/>
-        </w:rPr>
-        <w:t xml:space="preserve">（1）年度辖区规划阶段。</w:t>
-      </w:r>
-      <w:r>
-        <w:t xml:space="preserve"> </w:t>
-      </w:r>
-      <w:r>
-        <w:t xml:space="preserve">每年第四季度，A公司的中央SFE团队启动下一年度的辖区规划。该团队通常由3-5名SFE分析师组成，负责收集和整合来自CRM系统的医院基础数据、流向数据、处方数据以及第三方市场潜力数据。数据整合完成后，SFE团队使用Excel构建辖区分配的基础框架，按照省份、城市、区县的行政层级逐级拆解。</w:t>
-      </w:r>
-    </w:p>
-    <w:p>
-      <w:pPr>
-        <w:pStyle w:val="BodyText"/>
-      </w:pPr>
-      <w:r>
-        <w:rPr>
-          <w:bCs/>
-          <w:b/>
-        </w:rPr>
-        <w:t xml:space="preserve">（2）</w:t>
-      </w:r>
-      <w:r>
-        <w:rPr>
-          <w:bCs/>
-          <w:b/>
-        </w:rPr>
-        <w:t xml:space="preserve">“</w:t>
-      </w:r>
-      <w:r>
-        <w:rPr>
-          <w:bCs/>
-          <w:b/>
-        </w:rPr>
-        <w:t xml:space="preserve">自下而上</w:t>
-      </w:r>
-      <w:r>
-        <w:rPr>
-          <w:bCs/>
-          <w:b/>
-        </w:rPr>
-        <w:t xml:space="preserve">”</w:t>
-      </w:r>
-      <w:r>
-        <w:rPr>
-          <w:bCs/>
-          <w:b/>
-        </w:rPr>
-        <w:t xml:space="preserve">的博弈阶段。</w:t>
-      </w:r>
-      <w:r>
-        <w:t xml:space="preserve"> </w:t>
-      </w:r>
-      <w:r>
-        <w:t xml:space="preserve">初始方案形成后，SFE团队将方案下发至各大区经理和地区经理进行审核。这一阶段是整个流程中最耗时的环节。一线销售经理基于自身的业务经验和利益考量，对辖区方案提出大量修改意见。常见的争议包括：某家高潜力医院应归属哪个辖区、某个区县是否应该拆分、某位代表的工作量是否过重或过轻等。SFE团队需要与数十位销售经理逐一沟通、反复协调，整个博弈过程通常持续4-6周。</w:t>
-      </w:r>
-    </w:p>
-    <w:p>
-      <w:pPr>
-        <w:pStyle w:val="BodyText"/>
-      </w:pPr>
-      <w:r>
-        <w:rPr>
-          <w:bCs/>
-          <w:b/>
-        </w:rPr>
-        <w:t xml:space="preserve">（3）方案定稿与执行阶段。</w:t>
-      </w:r>
-      <w:r>
-        <w:t xml:space="preserve"> </w:t>
-      </w:r>
-      <w:r>
         <w:t xml:space="preserve">经过多轮博弈后，最终方案由销售副总裁审批定稿。然而，由于博弈过程中的大量人为干预，最终方案往往偏离了SFE团队最初的均衡性设计，呈现出”强势经理多拿资源、弱势经理被动接受”的分配格局。</w:t>
       </w:r>
     </w:p>
@@ -409,8 +1260,8 @@
         <w:t xml:space="preserve">在外部咨询模式方面，A公司曾聘请某国际咨询公司（ZS Associates）提供辖区分配的咨询服务。咨询公司的工作模式通常是：在项目启动阶段收集数据，经过4-8周的分析后交付一份静态的辖区分配报告（通常以PowerPoint和Excel形式呈现）。这种”一次性交付”的模式存在明显的局限性——当企业在项目交付后发生组织架构调整时，咨询报告即刻失效，企业不得不重新启动咨询项目或回归手工分配。</w:t>
       </w:r>
     </w:p>
-    <w:bookmarkEnd w:id="24"/>
-    <w:bookmarkStart w:id="25" w:name="组织架构频繁变动下的管理挑战"/>
+    <w:bookmarkEnd w:id="30"/>
+    <w:bookmarkStart w:id="31" w:name="组织架构频繁变动下的管理挑战"/>
     <w:p>
       <w:pPr>
         <w:pStyle w:val="Heading3"/>
@@ -491,9 +1342,9 @@
         <w:t xml:space="preserve">更为严峻的是，频繁的辖区调整直接导致了客户关系的断裂。当一位销售代表被重新分配到新的辖区时，其原有辖区内的医生需要与新的代表重新建立信任关系。在医药反腐的背景下，这种信任关系的重建变得更加困难和耗时。据A公司内部统计，每次辖区调整后的3-6个月内，受影响区域的销售业绩平均下降8%-15%，这一”震荡成本”已成为企业管理层高度关注的问题。</w:t>
       </w:r>
     </w:p>
-    <w:bookmarkEnd w:id="25"/>
-    <w:bookmarkEnd w:id="26"/>
-    <w:bookmarkStart w:id="30" w:name="核心痛点与成因分析"/>
+    <w:bookmarkEnd w:id="31"/>
+    <w:bookmarkEnd w:id="32"/>
+    <w:bookmarkStart w:id="36" w:name="核心痛点与成因分析"/>
     <w:p>
       <w:pPr>
         <w:pStyle w:val="Heading2"/>
@@ -510,7 +1361,7 @@
         <w:t xml:space="preserve">基于对A公司及行业内多家制药企业的深入调研，本节将当前辖区管理的核心痛点归纳为三个维度：分配公平性、响应时效性和技术支撑能力。</w:t>
       </w:r>
     </w:p>
-    <w:bookmarkStart w:id="27" w:name="区域分配不公与资源错配"/>
+    <w:bookmarkStart w:id="33" w:name="区域分配不公与资源错配"/>
     <w:p>
       <w:pPr>
         <w:pStyle w:val="Heading3"/>
@@ -637,8 +1488,8 @@
         <w:t xml:space="preserve">在”自下而上”的博弈过程中，资历深、话语权大的销售经理往往能够为自己的团队争取到更优质的辖区资源，而新晋经理或弱势团队则被动接受剩余资源。这种”人治”色彩浓厚的分配机制，使得辖区分配的结果更多取决于博弈能力而非客观数据，从根本上背离了SFE管理的科学化初衷。</w:t>
       </w:r>
     </w:p>
-    <w:bookmarkEnd w:id="27"/>
-    <w:bookmarkStart w:id="28" w:name="响应滞后与数据支撑缺失"/>
+    <w:bookmarkEnd w:id="33"/>
+    <w:bookmarkStart w:id="34" w:name="响应滞后与数据支撑缺失"/>
     <w:p>
       <w:pPr>
         <w:pStyle w:val="Heading3"/>
@@ -719,11 +1570,20 @@
         <w:t xml:space="preserve">[5]</w:t>
       </w:r>
       <w:r>
+        <w:t xml:space="preserve">。徐蓉在对民营制药企业人力资源管理数字化实践的研究中也发现，制药企业虽然在CRM、ERP等系统上投入了大量资源，但数据的跨系统整合和深度分析能力严重不足，尤其在销售团队管理和辖区规划等场景中，数据驱动的决策支持几乎处于空白状态</w:t>
+      </w:r>
+      <w:r>
+        <w:rPr>
+          <w:vertAlign w:val="superscript"/>
+        </w:rPr>
+        <w:t xml:space="preserve">[9]</w:t>
+      </w:r>
+      <w:r>
         <w:t xml:space="preserve">。在辖区管理领域，这一问题表现得尤为突出。A公司的CRM系统中沉淀了海量的医院基础数据、医生分级数据、处方数据和流向数据，但这些数据在辖区分配过程中的利用率极低。SFE团队通常只使用历史销量和医院数量两个维度进行粗略分配，大量具有决策价值的数据（如市场潜力、竞品渗透率、地理距离等）被闲置。这种”数据丰富、算法贫乏”的矛盾，是制药企业辖区管理中最大的效率损失来源。</w:t>
       </w:r>
     </w:p>
-    <w:bookmarkEnd w:id="28"/>
-    <w:bookmarkStart w:id="29" w:name="商业化-saas-系统的水土不服"/>
+    <w:bookmarkEnd w:id="34"/>
+    <w:bookmarkStart w:id="35" w:name="商业化-saas-系统的水土不服"/>
     <w:p>
       <w:pPr>
         <w:pStyle w:val="Heading3"/>
@@ -794,9 +1654,9 @@
         <w:t xml:space="preserve">中国拥有极其复杂的行政区划体系（省-市-区县-街道四级）、差异巨大的城乡医疗水平，以及独特的”超大型医院共岗”和”医联体”等特色。这些中国特有的业务场景在西方市场中并不存在，因此基于西方市场设计的SaaS系统在底层数据模型上就存在先天不足。例如，中国的”超大型医院”（如复旦大学附属肿瘤医院）的单院Index可能超过普通医院的10倍以上，这种极端的价值分布在欧美市场中极为罕见，标准化系统的均衡算法往往无法有效处理。</w:t>
       </w:r>
     </w:p>
-    <w:bookmarkEnd w:id="29"/>
-    <w:bookmarkEnd w:id="30"/>
-    <w:bookmarkStart w:id="31" w:name="引入智能算法的必要性分析"/>
+    <w:bookmarkEnd w:id="35"/>
+    <w:bookmarkEnd w:id="36"/>
+    <w:bookmarkStart w:id="37" w:name="引入智能算法的必要性分析"/>
     <w:p>
       <w:pPr>
         <w:pStyle w:val="Heading2"/>
@@ -833,7 +1693,16 @@
         <w:pStyle w:val="BodyText"/>
       </w:pPr>
       <w:r>
-        <w:t xml:space="preserve">引入智能运筹算法的必要性体现在以下四个方面：</w:t>
+        <w:t xml:space="preserve">张永铭（2023）在研究生物药企全面预算管理精细化时指出，制药企业的精细化管理转型不仅体现在财务预算层面，更需要延伸到销售资源配置、辖区划分等运营环节，通过数据驱动的量化工具替代传统的经验判断</w:t>
+      </w:r>
+      <w:r>
+        <w:rPr>
+          <w:vertAlign w:val="superscript"/>
+        </w:rPr>
+        <w:t xml:space="preserve">[8]</w:t>
+      </w:r>
+      <w:r>
+        <w:t xml:space="preserve">。引入智能运筹算法的必要性体现在以下四个方面：</w:t>
       </w:r>
     </w:p>
     <w:p>
@@ -937,11 +1806,38 @@
         <w:pStyle w:val="BodyText"/>
       </w:pPr>
       <w:r>
+        <w:rPr>
+          <w:bCs/>
+          <w:b/>
+        </w:rPr>
+        <w:t xml:space="preserve">第五，算法能够满足合规监管对辖区管理的刚性要求。</w:t>
+      </w:r>
+      <w:r>
+        <w:t xml:space="preserve"> </w:t>
+      </w:r>
+      <w:r>
+        <w:t xml:space="preserve">《医药代表管理办法》要求每位医药代表的推广区域在备案平台上明确登记</w:t>
+      </w:r>
+      <w:r>
+        <w:rPr>
+          <w:vertAlign w:val="superscript"/>
+        </w:rPr>
+        <w:t xml:space="preserve">[11]</w:t>
+      </w:r>
+      <w:r>
+        <w:t xml:space="preserve">，这意味着辖区分配的结果必须具备清晰的医院-代表映射关系，且可追溯、可审计。传统的手工分配模式产出的Excel表格缺乏标准化的数据结构和版本管理，难以满足监管部门对区域明确性和信息一致性的要求。而基于算法的辖区分配系统天然具备输出结构化分配结果的能力，每一次分配的输入参数、约束条件、优化过程和最终方案均可完整记录，为企业的合规审计提供可靠的数据支撑。此外，该办法第二十四条第四款禁止医药代表统计医生个人处方数量，这要求企业在辖区设计中以综合价值指数（Index）等合规指标替代传统的处方量指标，进一步凸显了算法化、系统化辖区管理的必要性。</w:t>
+      </w:r>
+    </w:p>
+    <w:p>
+      <w:pPr>
+        <w:pStyle w:val="BodyText"/>
+      </w:pPr>
+      <w:r>
         <w:t xml:space="preserve">需要指出的是，智能算法的引入并非要完全取代人的判断，而是要建立”人机协同”的决策机制。算法负责处理大规模数据计算和多目标优化，输出满足约束条件的近似最优方案；业务管理者则基于算法输出进行微调和最终决策，将无法量化的业务经验和人际因素纳入考量。这种”算法为主、人工为辅”的协同模式，既能发挥算法在计算效率和优化能力上的优势，又能保留人在复杂商业判断中的不可替代性。</w:t>
       </w:r>
     </w:p>
-    <w:bookmarkEnd w:id="31"/>
-    <w:bookmarkStart w:id="32" w:name="本章小结"/>
+    <w:bookmarkEnd w:id="37"/>
+    <w:bookmarkStart w:id="38" w:name="本章小结"/>
     <w:p>
       <w:pPr>
         <w:pStyle w:val="Heading2"/>
@@ -963,7 +1859,7 @@
         <w:pStyle w:val="BodyText"/>
       </w:pPr>
       <w:r>
-        <w:t xml:space="preserve">在宏观层面，国家集采常态化、医保谈判机制化和医药反腐深水化三重政策压力的叠加，使得制药企业的组织架构调整更加频繁、辖区分配的维度更加复杂、精度要求更加严格。在管理模式层面，传统的手工分配模式存在响应滞后、分配不公、迭代能力不足等固有缺陷，而商业化SaaS系统在中国市场的落地则遭遇了业务规则非标准化、定制化成本过高、中国特色场景适配困难等”水土不服”问题。在痛点层面，区域分配不公与资源错配、响应滞后与数据支撑缺失、商业化系统的适配困难构成了当前辖区管理的三大核心痛点。</w:t>
+        <w:t xml:space="preserve">在宏观层面，国家集采常态化（累计覆盖435个品种，目标600个）、医保谈判机制化（2024年平均降幅63%）、医药反腐深水化（HCP互动量较2019年下降26%）以及《医药代表管理办法》等法规体系的全面收紧四重政策压力的叠加，使得制药企业的组织架构调整更加频繁、辖区分配的维度更加复杂、精度要求更加严格、合规要求更加刚性。在管理模式层面，传统的手工分配模式存在响应滞后、分配不公、迭代能力不足等固有缺陷，而商业化SaaS系统在中国市场的落地则遭遇了业务规则非标准化、定制化成本过高、中国特色场景适配困难等”水土不服”问题。在痛点层面，区域分配不公与资源错配、响应滞后与数据支撑缺失、商业化系统的适配困难构成了当前辖区管理的三大核心痛点。</w:t>
       </w:r>
     </w:p>
     <w:p>
@@ -1033,8 +1929,72 @@
         <w:t xml:space="preserve">[5] 王晓玲. 我国生物医药行业数字化转型瓶颈及应对建议[J]. 信息通信技术与政策, 2024, 50(3): 79-82.</w:t>
       </w:r>
     </w:p>
-    <w:bookmarkEnd w:id="32"/>
-    <w:bookmarkEnd w:id="33"/>
+    <w:p>
+      <w:pPr>
+        <w:pStyle w:val="BodyText"/>
+      </w:pPr>
+      <w:r>
+        <w:t xml:space="preserve">[6] 陈兆兆. 集采趋势下药企的成本控制策略[J]. 中国乡镇企业会计, 2025(3): 64-66.</w:t>
+      </w:r>
+    </w:p>
+    <w:p>
+      <w:pPr>
+        <w:pStyle w:val="BodyText"/>
+      </w:pPr>
+      <w:r>
+        <w:t xml:space="preserve">[7] 马晓玲. 世界主要国家生物医药创新系统的案例研究[J]. 中国科技论坛, 2025(3): 175-184.</w:t>
+      </w:r>
+    </w:p>
+    <w:p>
+      <w:pPr>
+        <w:pStyle w:val="BodyText"/>
+      </w:pPr>
+      <w:r>
+        <w:t xml:space="preserve">[8] 张永铭. 生物药企全面预算管理精细化的实现对策[J]. 质量与市场, 2023(17): 64-66.</w:t>
+      </w:r>
+    </w:p>
+    <w:p>
+      <w:pPr>
+        <w:pStyle w:val="BodyText"/>
+      </w:pPr>
+      <w:r>
+        <w:t xml:space="preserve">[9] 徐蓉. 民营制药企业人力资源管理数字化创新实践[J]. 人力资源, 2024(18): 56-58.</w:t>
+      </w:r>
+    </w:p>
+    <w:p>
+      <w:pPr>
+        <w:pStyle w:val="BodyText"/>
+      </w:pPr>
+      <w:r>
+        <w:t xml:space="preserve">[10] 最高人民法院, 最高人民检察院. 关于办理贪污贿赂刑事案件适用法律若干问题的解释（二）[Z]. 法释〔2026〕6号, 2026.</w:t>
+      </w:r>
+    </w:p>
+    <w:p>
+      <w:pPr>
+        <w:pStyle w:val="BodyText"/>
+      </w:pPr>
+      <w:r>
+        <w:t xml:space="preserve">[11] 国家药品监督管理局, 公安部, 国家卫生健康委员会, 等. 医药代表管理办法[Z]. 2026年第42号公告, 2026.</w:t>
+      </w:r>
+    </w:p>
+    <w:p>
+      <w:pPr>
+        <w:pStyle w:val="BodyText"/>
+      </w:pPr>
+      <w:r>
+        <w:t xml:space="preserve">[12] IQVIA. Market Prognosis 2025-2029: China[R]. IQVIA, 2025.</w:t>
+      </w:r>
+    </w:p>
+    <w:p>
+      <w:pPr>
+        <w:pStyle w:val="BodyText"/>
+      </w:pPr>
+      <w:r>
+        <w:t xml:space="preserve">[13] 麦肯锡. 中国医药行业新产品上市趋势与思考[R]. McKinsey &amp; Company, 2026.</w:t>
+      </w:r>
+    </w:p>
+    <w:bookmarkEnd w:id="38"/>
+    <w:bookmarkEnd w:id="39"/>
     <w:sectPr>
       <w:headerReference r:id="rId9" w:type="default"/>
       <w:pgSz w:h="16838" w:w="11906"/>
